--- a/res/synthetic_fascicoli/fascicoli/fascicolo_sintetico_031/sentenza.docx
+++ b/res/synthetic_fascicoli/fascicoli/fascicolo_sintetico_031/sentenza.docx
@@ -338,7 +338,7 @@
               <w:rStyle w:val="PlaceholderText"/>
               <w:lang w:val="en-US"/>
             </w:rPr>
-            <w:t>941/2025</w:t>
+            <w:t>400/2024</w:t>
           </w:r>
         </w:sdtContent>
       </w:sdt>
@@ -400,7 +400,7 @@
               <w:rStyle w:val="PlaceholderText"/>
               <w:lang w:val="en-US"/>
             </w:rPr>
-            <w:t>Francesca Joao Leoni-Silva, Elena Rossi</w:t>
+            <w:t>Marcos Nunes Souza, Carolina Souza</w:t>
           </w:r>
         </w:sdtContent>
       </w:sdt>
@@ -444,7 +444,7 @@
               <w:rStyle w:val="PlaceholderText"/>
               <w:lang w:val="en-US"/>
             </w:rPr>
-            <w:t>Francesca Leoni, Marco Moretti</w:t>
+            <w:t>Joao Santos</w:t>
           </w:r>
         </w:sdtContent>
       </w:sdt>
@@ -805,7 +805,7 @@
             <w:rPr>
               <w:rStyle w:val="PlaceholderText"/>
             </w:rPr>
-            <w:t>19-03-2025</w:t>
+            <w:t>04-01-2025</w:t>
           </w:r>
         </w:sdtContent>
       </w:sdt>
@@ -909,7 +909,7 @@
               <w:rStyle w:val="PlaceholderText"/>
               <w:lang w:val="en-US"/>
             </w:rPr>
-            <w:t>Il Ministero dell'Interno, tramite l'Avvocatura Distrettuale dello Stato di Brescia, si è costituito in giudizio il 26-01-2025.</w:t>
+            <w:t>Nonostante la regolare notificazione del ricorso, il Ministero dell'Interno non si è costituito.</w:t>
           </w:r>
         </w:sdtContent>
       </w:sdt>
@@ -1034,7 +1034,7 @@
             <w:rPr>
               <w:rStyle w:val="PlaceholderText"/>
             </w:rPr>
-            <w:t>Elena Luigi Rossi</w:t>
+            <w:t>Pedro Paulo Almeida</w:t>
           </w:r>
         </w:sdtContent>
       </w:sdt>
@@ -1092,7 +1092,7 @@
               <w:rStyle w:val="PlaceholderText"/>
               <w:lang w:val="en-US"/>
             </w:rPr>
-            <w:t>Brescia</w:t>
+            <w:t>Cremona</w:t>
           </w:r>
         </w:sdtContent>
       </w:sdt>
@@ -1149,7 +1149,7 @@
               <w:rStyle w:val="PlaceholderText"/>
               <w:lang w:val="en-US"/>
             </w:rPr>
-            <w:t>16-10-1905</w:t>
+            <w:t>18-07-1904</w:t>
           </w:r>
         </w:sdtContent>
       </w:sdt>
@@ -1368,7 +1368,7 @@
               <w:rStyle w:val="PlaceholderText"/>
               <w:lang w:val="en-US"/>
             </w:rPr>
-            <w:t>Linea di discendenza allegata: Elena Luigi Rossi -&gt; Elena Luz Rossi -&gt; Chiara Costa Rossi -&gt; Francesca Joao Leoni</w:t>
+            <w:t>Linea di discendenza allegata: Pedro Paulo Almeida -&gt; Joao Oliveira -&gt; Beatriz Cardoso-Oliveira -&gt; Carolina Souza -&gt; Marcos Nunes Souza</w:t>
           </w:r>
         </w:sdtContent>
       </w:sdt>
@@ -2803,7 +2803,7 @@
               <w:rStyle w:val="PlaceholderText"/>
               <w:lang w:val="en-US"/>
             </w:rPr>
-            <w:t>Di contro, il Ministero dell'Interno si è limitato a evocare l'accertamento di eventuali fattispecie estintive del diritto, senza nemmeno allegarle (né aver provato una richiesta di informazioni all'Autorità Consolare).</w:t>
+            <w:t>Di contro, il Ministero dell'Interno non si è costituito.</w:t>
           </w:r>
         </w:p>
       </w:sdtContent>
@@ -3247,9 +3247,9 @@
               <w:rStyle w:val="PlaceholderText"/>
               <w:lang w:val="en-US"/>
             </w:rPr>
-            <w:t>Francesca Joao Leoni-Silva, nata a Brasilia il 18-08-1932</w:t>
+            <w:t>Marcos Nunes Souza, nato/a a Rio de Janeiro il 14-03-1971</w:t>
             <w:br/>
-            <w:t>Elena Rossi, nata a Belo Horizonte il 04-11-1964</w:t>
+            <w:t>Carolina Souza, nato/a a Santos il 31-03-1978</w:t>
           </w:r>
         </w:p>
       </w:sdtContent>
@@ -3296,7 +3296,7 @@
             <w:rPr>
               <w:rStyle w:val="PlaceholderText"/>
             </w:rPr>
-            <w:t>sono cittadine italiane</w:t>
+            <w:t>sono cittadini italiani</w:t>
           </w:r>
         </w:sdtContent>
       </w:sdt>
